--- a/downloads/intro-transcript-outro/25_T9.docx
+++ b/downloads/intro-transcript-outro/25_T9.docx
@@ -34,7 +34,15 @@
         <w:rPr>
           <w:color w:val="2EAF7D"/>
         </w:rPr>
-        <w:t xml:space="preserve">Partenariats et équipe. Les témoignages disent qu’on ne sait pas tout faire : marché, PI, vente, gouvernance.</w:t>
+        <w:t xml:space="preserve">Les financeurs regardent l’équipe. Les témoignages le disent déjà : on ne sait pas tout faire — marché, PI, vente, gouvernance.</w:t>
+      </w:r>
+    </w:p>
+    <w:p>
+      <w:r>
+        <w:rPr>
+          <w:color w:val="2EAF7D"/>
+        </w:rPr>
+        <w:t xml:space="preserve">Écoutez comment ils se sont entourés, et ce que ça a changé à leur place de chercheur.</w:t>
       </w:r>
     </w:p>
     <w:p>
@@ -331,7 +339,23 @@
         <w:rPr>
           <w:color w:val="F48C2E"/>
         </w:rPr>
-        <w:t xml:space="preserve">Deux experts : d’abord le changement de posture et de vocabulaire ; ensuite la relation entre fondateurs — pacte, rôles, recrutement.</w:t>
+        <w:t xml:space="preserve">Deux experts, deux étages.</w:t>
+      </w:r>
+    </w:p>
+    <w:p>
+      <w:r>
+        <w:rPr>
+          <w:color w:val="F48C2E"/>
+        </w:rPr>
+        <w:t xml:space="preserve">Arielle d’abord : changer de contexte, c’est changer de vocabulaire. Le mot « valorisation » n’a pas le même sens au labo, à la direction de la valorisation, et dans un incubateur.</w:t>
+      </w:r>
+    </w:p>
+    <w:p>
+      <w:r>
+        <w:rPr>
+          <w:color w:val="F48C2E"/>
+        </w:rPr>
+        <w:t xml:space="preserve">Puis Pascal : compétences collectives, place du chercheur — diriger ou non — avant de recruter un dirigeant.</w:t>
       </w:r>
     </w:p>
     <w:sectPr>

--- a/downloads/intro-transcript-outro/25_T9.docx
+++ b/downloads/intro-transcript-outro/25_T9.docx
@@ -24,7 +24,7 @@
       </w:pPr>
       <w:r>
         <w:rPr>
-          <w:color w:val="2EAF7D"/>
+          <w:color w:val="00AE69"/>
         </w:rPr>
         <w:t xml:space="preserve">Intro</w:t>
       </w:r>
@@ -32,7 +32,7 @@
     <w:p>
       <w:r>
         <w:rPr>
-          <w:color w:val="2EAF7D"/>
+          <w:color w:val="00AE69"/>
         </w:rPr>
         <w:t xml:space="preserve">Les financeurs regardent l’équipe. Les témoignages le disent déjà : on ne sait pas tout faire — marché, PI, vente, gouvernance.</w:t>
       </w:r>
@@ -40,7 +40,7 @@
     <w:p>
       <w:r>
         <w:rPr>
-          <w:color w:val="2EAF7D"/>
+          <w:color w:val="00AE69"/>
         </w:rPr>
         <w:t xml:space="preserve">Écoutez comment ils se sont entourés, et ce que ça a changé à leur place de chercheur.</w:t>
       </w:r>
@@ -329,7 +329,7 @@
       </w:pPr>
       <w:r>
         <w:rPr>
-          <w:color w:val="F48C2E"/>
+          <w:color w:val="F0821A"/>
         </w:rPr>
         <w:t xml:space="preserve">Outro</w:t>
       </w:r>
@@ -337,7 +337,7 @@
     <w:p>
       <w:r>
         <w:rPr>
-          <w:color w:val="F48C2E"/>
+          <w:color w:val="F0821A"/>
         </w:rPr>
         <w:t xml:space="preserve">Deux experts, deux étages.</w:t>
       </w:r>
@@ -345,7 +345,7 @@
     <w:p>
       <w:r>
         <w:rPr>
-          <w:color w:val="F48C2E"/>
+          <w:color w:val="F0821A"/>
         </w:rPr>
         <w:t xml:space="preserve">Arielle d’abord : changer de contexte, c’est changer de vocabulaire. Le mot « valorisation » n’a pas le même sens au labo, à la direction de la valorisation, et dans un incubateur.</w:t>
       </w:r>
@@ -353,7 +353,7 @@
     <w:p>
       <w:r>
         <w:rPr>
-          <w:color w:val="F48C2E"/>
+          <w:color w:val="F0821A"/>
         </w:rPr>
         <w:t xml:space="preserve">Puis Pascal : compétences collectives, place du chercheur — diriger ou non — avant de recruter un dirigeant.</w:t>
       </w:r>
@@ -388,7 +388,7 @@
       <w:b/>
       <w:sz w:val="36"/>
       <w:szCs w:val="36"/>
-      <w:color w:val="580F45"/>
+      <w:color w:val="63003C"/>
     </w:rPr>
   </w:style>
   <w:style w:type="paragraph" w:styleId="Heading2">
@@ -404,7 +404,7 @@
       <w:b/>
       <w:sz w:val="26"/>
       <w:szCs w:val="26"/>
-      <w:color w:val="F48C2E"/>
+      <w:color w:val="F0821A"/>
     </w:rPr>
   </w:style>
 </w:styles>

--- a/downloads/intro-transcript-outro/25_T9.docx
+++ b/downloads/intro-transcript-outro/25_T9.docx
@@ -347,7 +347,7 @@
         <w:rPr>
           <w:color w:val="F0821A"/>
         </w:rPr>
-        <w:t xml:space="preserve">Arielle d’abord : changer de contexte, c’est changer de vocabulaire. Le mot « valorisation » n’a pas le même sens au labo, à la direction de la valorisation, et dans un incubateur.</w:t>
+        <w:t xml:space="preserve">Pascal d’abord : cartographier les compétences — complémentarité, recrutement, qui dirige.</w:t>
       </w:r>
     </w:p>
     <w:p>
@@ -355,7 +355,7 @@
         <w:rPr>
           <w:color w:val="F0821A"/>
         </w:rPr>
-        <w:t xml:space="preserve">Puis Pascal : compétences collectives, place du chercheur — diriger ou non — avant de recruter un dirigeant.</w:t>
+        <w:t xml:space="preserve">Puis Antoine : la relation entre fondateurs — gouvernance, parts, pacte.</w:t>
       </w:r>
     </w:p>
     <w:sectPr>
